--- a/07_打ち合わせ/2024年9月30日/053-議事録_20240930.docx
+++ b/07_打ち合わせ/2024年9月30日/053-議事録_20240930.docx
@@ -478,9 +478,6 @@
           <w:tcPr>
             <w:tcW w:w="10429" w:type="dxa"/>
             <w:gridSpan w:val="6"/>
-            <w:tcBorders>
-              <w:bottom w:val="single" w:sz="4" w:space="0" w:color="auto"/>
-            </w:tcBorders>
           </w:tcPr>
           <w:p>
             <w:pPr>
@@ -527,17 +524,181 @@
           <w:p>
             <w:pPr>
               <w:rPr>
-                <w:b/>
-                <w:bCs/>
-              </w:rPr>
-            </w:pPr>
-            <w:r>
-              <w:rPr>
                 <w:rFonts w:hint="eastAsia"/>
                 <w:b/>
                 <w:bCs/>
               </w:rPr>
+            </w:pPr>
+            <w:r>
+              <w:rPr>
+                <w:rFonts w:hint="eastAsia"/>
+                <w:b/>
+                <w:bCs/>
+              </w:rPr>
               <w:t>クラス仕様書</w:t>
+            </w:r>
+          </w:p>
+          <w:p>
+            <w:pPr>
+              <w:pStyle w:val="ab"/>
+              <w:numPr>
+                <w:ilvl w:val="0"/>
+                <w:numId w:val="32"/>
+              </w:numPr>
+              <w:ind w:leftChars="0"/>
+            </w:pPr>
+            <w:r>
+              <w:rPr>
+                <w:rFonts w:hint="eastAsia"/>
+              </w:rPr>
+              <w:t>「クラス仕様書の納品物をD</w:t>
+            </w:r>
+            <w:r>
+              <w:t>AO</w:t>
+            </w:r>
+            <w:r>
+              <w:rPr>
+                <w:rFonts w:hint="eastAsia"/>
+              </w:rPr>
+              <w:t>とS</w:t>
+            </w:r>
+            <w:r>
+              <w:t>ervice</w:t>
+            </w:r>
+            <w:r>
+              <w:rPr>
+                <w:rFonts w:hint="eastAsia"/>
+              </w:rPr>
+              <w:t>のみに変更してもよろしいでしょうか。」</w:t>
+            </w:r>
+          </w:p>
+          <w:p>
+            <w:pPr>
+              <w:pStyle w:val="ab"/>
+              <w:numPr>
+                <w:ilvl w:val="1"/>
+                <w:numId w:val="32"/>
+              </w:numPr>
+              <w:ind w:leftChars="0"/>
+            </w:pPr>
+            <w:r>
+              <w:rPr>
+                <w:rFonts w:hint="eastAsia"/>
+              </w:rPr>
+              <w:t>商品検索機能のS</w:t>
+            </w:r>
+            <w:r>
+              <w:t>earchResult</w:t>
+            </w:r>
+            <w:r>
+              <w:rPr>
+                <w:rFonts w:hint="eastAsia"/>
+              </w:rPr>
+              <w:t>S</w:t>
+            </w:r>
+            <w:r>
+              <w:t>ervlet</w:t>
+            </w:r>
+            <w:r>
+              <w:rPr>
+                <w:rFonts w:hint="eastAsia"/>
+              </w:rPr>
+              <w:t>のクラス仕様書については、必ず納品</w:t>
+            </w:r>
+            <w:r>
+              <w:rPr>
+                <w:rFonts w:hint="eastAsia"/>
+              </w:rPr>
+              <w:t>してください</w:t>
+            </w:r>
+            <w:r>
+              <w:rPr>
+                <w:rFonts w:hint="eastAsia"/>
+              </w:rPr>
+              <w:t>。</w:t>
+            </w:r>
+          </w:p>
+          <w:p>
+            <w:pPr>
+              <w:pStyle w:val="ab"/>
+              <w:ind w:leftChars="0" w:left="420"/>
+              <w:rPr>
+                <w:rFonts w:hint="eastAsia"/>
+              </w:rPr>
+            </w:pPr>
+          </w:p>
+          <w:p>
+            <w:pPr>
+              <w:pStyle w:val="ab"/>
+              <w:numPr>
+                <w:ilvl w:val="0"/>
+                <w:numId w:val="32"/>
+              </w:numPr>
+              <w:ind w:leftChars="0"/>
+            </w:pPr>
+            <w:r>
+              <w:rPr>
+                <w:rFonts w:hint="eastAsia"/>
+              </w:rPr>
+              <w:t>「ログアウト処理については、現在、M</w:t>
+            </w:r>
+            <w:r>
+              <w:t>ain</w:t>
+            </w:r>
+            <w:r>
+              <w:rPr>
+                <w:rFonts w:hint="eastAsia"/>
+              </w:rPr>
+              <w:t>Servletのd</w:t>
+            </w:r>
+            <w:r>
+              <w:t>oPost</w:t>
+            </w:r>
+            <w:r>
+              <w:rPr>
+                <w:rFonts w:hint="eastAsia"/>
+              </w:rPr>
+              <w:t>メソッドに記述していますが、別のサーブレットを作成したほうがよろしいでしょうか。」</w:t>
+            </w:r>
+          </w:p>
+          <w:p>
+            <w:pPr>
+              <w:pStyle w:val="ab"/>
+              <w:numPr>
+                <w:ilvl w:val="1"/>
+                <w:numId w:val="32"/>
+              </w:numPr>
+              <w:ind w:leftChars="0"/>
+            </w:pPr>
+            <w:r>
+              <w:rPr>
+                <w:rFonts w:hint="eastAsia"/>
+              </w:rPr>
+              <w:t>ログアウト処理はM</w:t>
+            </w:r>
+            <w:r>
+              <w:t>ainServlet</w:t>
+            </w:r>
+            <w:r>
+              <w:rPr>
+                <w:rFonts w:hint="eastAsia"/>
+              </w:rPr>
+              <w:t>のd</w:t>
+            </w:r>
+            <w:r>
+              <w:t>oPost</w:t>
+            </w:r>
+            <w:r>
+              <w:rPr>
+                <w:rFonts w:hint="eastAsia"/>
+              </w:rPr>
+              <w:t>メソッドに記述してよい</w:t>
+            </w:r>
+            <w:r>
+              <w:rPr>
+                <w:rFonts w:hint="eastAsia"/>
+              </w:rPr>
+              <w:t>です。</w:t>
             </w:r>
           </w:p>
           <w:p/>
@@ -547,7 +708,39 @@
                 <w:rFonts w:hint="eastAsia"/>
               </w:rPr>
             </w:pPr>
+            <w:r>
+              <w:rPr>
+                <w:rFonts w:hint="eastAsia"/>
+              </w:rPr>
+              <w:t>《指摘事項》</w:t>
+            </w:r>
           </w:p>
+          <w:p>
+            <w:pPr>
+              <w:pStyle w:val="ab"/>
+              <w:numPr>
+                <w:ilvl w:val="0"/>
+                <w:numId w:val="32"/>
+              </w:numPr>
+              <w:ind w:leftChars="0"/>
+            </w:pPr>
+            <w:r>
+              <w:rPr>
+                <w:rFonts w:hint="eastAsia"/>
+              </w:rPr>
+              <w:t>J</w:t>
+            </w:r>
+            <w:r>
+              <w:t>SP</w:t>
+            </w:r>
+            <w:r>
+              <w:rPr>
+                <w:rFonts w:hint="eastAsia"/>
+              </w:rPr>
+              <w:t>仕様書の「ラベル」の項目が不足しています。</w:t>
+            </w:r>
+          </w:p>
+          <w:p/>
           <w:p/>
           <w:p>
             <w:pPr>
@@ -2164,6 +2357,119 @@
     </w:lvl>
   </w:abstractNum>
   <w:abstractNum w:abstractNumId="16" w15:restartNumberingAfterBreak="0">
+    <w:nsid w:val="4113497D"/>
+    <w:multiLevelType w:val="hybridMultilevel"/>
+    <w:tmpl w:val="0EC4D5FE"/>
+    <w:lvl w:ilvl="0" w:tplc="04090001">
+      <w:start w:val="1"/>
+      <w:numFmt w:val="bullet"/>
+      <w:lvlText w:val=""/>
+      <w:lvlJc w:val="left"/>
+      <w:pPr>
+        <w:ind w:left="420" w:hanging="420"/>
+      </w:pPr>
+      <w:rPr>
+        <w:rFonts w:ascii="Wingdings" w:hAnsi="Wingdings" w:hint="default"/>
+      </w:rPr>
+    </w:lvl>
+    <w:lvl w:ilvl="1" w:tplc="0409000B">
+      <w:start w:val="1"/>
+      <w:numFmt w:val="bullet"/>
+      <w:lvlText w:val=""/>
+      <w:lvlJc w:val="left"/>
+      <w:pPr>
+        <w:ind w:left="840" w:hanging="420"/>
+      </w:pPr>
+      <w:rPr>
+        <w:rFonts w:ascii="Wingdings" w:hAnsi="Wingdings" w:hint="default"/>
+      </w:rPr>
+    </w:lvl>
+    <w:lvl w:ilvl="2" w:tplc="0409000D" w:tentative="1">
+      <w:start w:val="1"/>
+      <w:numFmt w:val="bullet"/>
+      <w:lvlText w:val=""/>
+      <w:lvlJc w:val="left"/>
+      <w:pPr>
+        <w:ind w:left="1260" w:hanging="420"/>
+      </w:pPr>
+      <w:rPr>
+        <w:rFonts w:ascii="Wingdings" w:hAnsi="Wingdings" w:hint="default"/>
+      </w:rPr>
+    </w:lvl>
+    <w:lvl w:ilvl="3" w:tplc="04090001" w:tentative="1">
+      <w:start w:val="1"/>
+      <w:numFmt w:val="bullet"/>
+      <w:lvlText w:val=""/>
+      <w:lvlJc w:val="left"/>
+      <w:pPr>
+        <w:ind w:left="1680" w:hanging="420"/>
+      </w:pPr>
+      <w:rPr>
+        <w:rFonts w:ascii="Wingdings" w:hAnsi="Wingdings" w:hint="default"/>
+      </w:rPr>
+    </w:lvl>
+    <w:lvl w:ilvl="4" w:tplc="0409000B" w:tentative="1">
+      <w:start w:val="1"/>
+      <w:numFmt w:val="bullet"/>
+      <w:lvlText w:val=""/>
+      <w:lvlJc w:val="left"/>
+      <w:pPr>
+        <w:ind w:left="2100" w:hanging="420"/>
+      </w:pPr>
+      <w:rPr>
+        <w:rFonts w:ascii="Wingdings" w:hAnsi="Wingdings" w:hint="default"/>
+      </w:rPr>
+    </w:lvl>
+    <w:lvl w:ilvl="5" w:tplc="0409000D" w:tentative="1">
+      <w:start w:val="1"/>
+      <w:numFmt w:val="bullet"/>
+      <w:lvlText w:val=""/>
+      <w:lvlJc w:val="left"/>
+      <w:pPr>
+        <w:ind w:left="2520" w:hanging="420"/>
+      </w:pPr>
+      <w:rPr>
+        <w:rFonts w:ascii="Wingdings" w:hAnsi="Wingdings" w:hint="default"/>
+      </w:rPr>
+    </w:lvl>
+    <w:lvl w:ilvl="6" w:tplc="04090001" w:tentative="1">
+      <w:start w:val="1"/>
+      <w:numFmt w:val="bullet"/>
+      <w:lvlText w:val=""/>
+      <w:lvlJc w:val="left"/>
+      <w:pPr>
+        <w:ind w:left="2940" w:hanging="420"/>
+      </w:pPr>
+      <w:rPr>
+        <w:rFonts w:ascii="Wingdings" w:hAnsi="Wingdings" w:hint="default"/>
+      </w:rPr>
+    </w:lvl>
+    <w:lvl w:ilvl="7" w:tplc="0409000B" w:tentative="1">
+      <w:start w:val="1"/>
+      <w:numFmt w:val="bullet"/>
+      <w:lvlText w:val=""/>
+      <w:lvlJc w:val="left"/>
+      <w:pPr>
+        <w:ind w:left="3360" w:hanging="420"/>
+      </w:pPr>
+      <w:rPr>
+        <w:rFonts w:ascii="Wingdings" w:hAnsi="Wingdings" w:hint="default"/>
+      </w:rPr>
+    </w:lvl>
+    <w:lvl w:ilvl="8" w:tplc="0409000D" w:tentative="1">
+      <w:start w:val="1"/>
+      <w:numFmt w:val="bullet"/>
+      <w:lvlText w:val=""/>
+      <w:lvlJc w:val="left"/>
+      <w:pPr>
+        <w:ind w:left="3780" w:hanging="420"/>
+      </w:pPr>
+      <w:rPr>
+        <w:rFonts w:ascii="Wingdings" w:hAnsi="Wingdings" w:hint="default"/>
+      </w:rPr>
+    </w:lvl>
+  </w:abstractNum>
+  <w:abstractNum w:abstractNumId="17" w15:restartNumberingAfterBreak="0">
     <w:nsid w:val="42395120"/>
     <w:multiLevelType w:val="multilevel"/>
     <w:tmpl w:val="95405F04"/>
@@ -2303,7 +2609,7 @@
       </w:rPr>
     </w:lvl>
   </w:abstractNum>
-  <w:abstractNum w:abstractNumId="17" w15:restartNumberingAfterBreak="0">
+  <w:abstractNum w:abstractNumId="18" w15:restartNumberingAfterBreak="0">
     <w:nsid w:val="44C7475C"/>
     <w:multiLevelType w:val="singleLevel"/>
     <w:tmpl w:val="EAD6B234"/>
@@ -2324,7 +2630,7 @@
       </w:rPr>
     </w:lvl>
   </w:abstractNum>
-  <w:abstractNum w:abstractNumId="18" w15:restartNumberingAfterBreak="0">
+  <w:abstractNum w:abstractNumId="19" w15:restartNumberingAfterBreak="0">
     <w:nsid w:val="4BC9255E"/>
     <w:multiLevelType w:val="singleLevel"/>
     <w:tmpl w:val="92D456EA"/>
@@ -2345,7 +2651,7 @@
       </w:rPr>
     </w:lvl>
   </w:abstractNum>
-  <w:abstractNum w:abstractNumId="19" w15:restartNumberingAfterBreak="0">
+  <w:abstractNum w:abstractNumId="20" w15:restartNumberingAfterBreak="0">
     <w:nsid w:val="4C5D4B48"/>
     <w:multiLevelType w:val="hybridMultilevel"/>
     <w:tmpl w:val="B030B6D2"/>
@@ -2461,7 +2767,7 @@
       </w:pPr>
     </w:lvl>
   </w:abstractNum>
-  <w:abstractNum w:abstractNumId="20" w15:restartNumberingAfterBreak="0">
+  <w:abstractNum w:abstractNumId="21" w15:restartNumberingAfterBreak="0">
     <w:nsid w:val="52DD33AA"/>
     <w:multiLevelType w:val="hybridMultilevel"/>
     <w:tmpl w:val="9D740594"/>
@@ -2577,7 +2883,7 @@
       </w:pPr>
     </w:lvl>
   </w:abstractNum>
-  <w:abstractNum w:abstractNumId="21" w15:restartNumberingAfterBreak="0">
+  <w:abstractNum w:abstractNumId="22" w15:restartNumberingAfterBreak="0">
     <w:nsid w:val="58FC134A"/>
     <w:multiLevelType w:val="hybridMultilevel"/>
     <w:tmpl w:val="45DA1894"/>
@@ -2693,7 +2999,7 @@
       </w:pPr>
     </w:lvl>
   </w:abstractNum>
-  <w:abstractNum w:abstractNumId="22" w15:restartNumberingAfterBreak="0">
+  <w:abstractNum w:abstractNumId="23" w15:restartNumberingAfterBreak="0">
     <w:nsid w:val="59456249"/>
     <w:multiLevelType w:val="hybridMultilevel"/>
     <w:tmpl w:val="9B44F9EA"/>
@@ -2809,7 +3115,7 @@
       </w:pPr>
     </w:lvl>
   </w:abstractNum>
-  <w:abstractNum w:abstractNumId="23" w15:restartNumberingAfterBreak="0">
+  <w:abstractNum w:abstractNumId="24" w15:restartNumberingAfterBreak="0">
     <w:nsid w:val="5B895BF6"/>
     <w:multiLevelType w:val="multilevel"/>
     <w:tmpl w:val="217C0928"/>
@@ -2886,7 +3192,7 @@
       <w:lvlJc w:val="left"/>
     </w:lvl>
   </w:abstractNum>
-  <w:abstractNum w:abstractNumId="24" w15:restartNumberingAfterBreak="0">
+  <w:abstractNum w:abstractNumId="25" w15:restartNumberingAfterBreak="0">
     <w:nsid w:val="63115BC1"/>
     <w:multiLevelType w:val="singleLevel"/>
     <w:tmpl w:val="92D456EA"/>
@@ -2907,7 +3213,7 @@
       </w:rPr>
     </w:lvl>
   </w:abstractNum>
-  <w:abstractNum w:abstractNumId="25" w15:restartNumberingAfterBreak="0">
+  <w:abstractNum w:abstractNumId="26" w15:restartNumberingAfterBreak="0">
     <w:nsid w:val="637966DC"/>
     <w:multiLevelType w:val="hybridMultilevel"/>
     <w:tmpl w:val="A476E392"/>
@@ -3023,7 +3329,7 @@
       </w:pPr>
     </w:lvl>
   </w:abstractNum>
-  <w:abstractNum w:abstractNumId="26" w15:restartNumberingAfterBreak="0">
+  <w:abstractNum w:abstractNumId="27" w15:restartNumberingAfterBreak="0">
     <w:nsid w:val="6C6D5B50"/>
     <w:multiLevelType w:val="singleLevel"/>
     <w:tmpl w:val="C20CE750"/>
@@ -3045,7 +3351,7 @@
       </w:rPr>
     </w:lvl>
   </w:abstractNum>
-  <w:abstractNum w:abstractNumId="27" w15:restartNumberingAfterBreak="0">
+  <w:abstractNum w:abstractNumId="28" w15:restartNumberingAfterBreak="0">
     <w:nsid w:val="6CC63B89"/>
     <w:multiLevelType w:val="hybridMultilevel"/>
     <w:tmpl w:val="78EC6DCA"/>
@@ -3161,7 +3467,7 @@
       </w:pPr>
     </w:lvl>
   </w:abstractNum>
-  <w:abstractNum w:abstractNumId="28" w15:restartNumberingAfterBreak="0">
+  <w:abstractNum w:abstractNumId="29" w15:restartNumberingAfterBreak="0">
     <w:nsid w:val="6EEA5661"/>
     <w:multiLevelType w:val="hybridMultilevel"/>
     <w:tmpl w:val="363E4ABA"/>
@@ -3277,7 +3583,7 @@
       </w:pPr>
     </w:lvl>
   </w:abstractNum>
-  <w:abstractNum w:abstractNumId="29" w15:restartNumberingAfterBreak="0">
+  <w:abstractNum w:abstractNumId="30" w15:restartNumberingAfterBreak="0">
     <w:nsid w:val="729623CA"/>
     <w:multiLevelType w:val="multilevel"/>
     <w:tmpl w:val="4E44159C"/>
@@ -3411,7 +3717,7 @@
       </w:rPr>
     </w:lvl>
   </w:abstractNum>
-  <w:abstractNum w:abstractNumId="30" w15:restartNumberingAfterBreak="0">
+  <w:abstractNum w:abstractNumId="31" w15:restartNumberingAfterBreak="0">
     <w:nsid w:val="7F7F792E"/>
     <w:multiLevelType w:val="hybridMultilevel"/>
     <w:tmpl w:val="3D7AF0C8"/>
@@ -3531,13 +3837,13 @@
     <w:abstractNumId w:val="15"/>
   </w:num>
   <w:num w:numId="2">
-    <w:abstractNumId w:val="29"/>
+    <w:abstractNumId w:val="30"/>
   </w:num>
   <w:num w:numId="3">
-    <w:abstractNumId w:val="23"/>
+    <w:abstractNumId w:val="24"/>
   </w:num>
   <w:num w:numId="4">
-    <w:abstractNumId w:val="17"/>
+    <w:abstractNumId w:val="18"/>
   </w:num>
   <w:num w:numId="5">
     <w:abstractNumId w:val="2"/>
@@ -3568,43 +3874,43 @@
     </w:lvlOverride>
   </w:num>
   <w:num w:numId="8">
-    <w:abstractNumId w:val="24"/>
+    <w:abstractNumId w:val="25"/>
   </w:num>
   <w:num w:numId="9">
     <w:abstractNumId w:val="0"/>
   </w:num>
   <w:num w:numId="10">
-    <w:abstractNumId w:val="18"/>
+    <w:abstractNumId w:val="19"/>
   </w:num>
   <w:num w:numId="11">
     <w:abstractNumId w:val="14"/>
   </w:num>
   <w:num w:numId="12">
-    <w:abstractNumId w:val="26"/>
+    <w:abstractNumId w:val="27"/>
   </w:num>
   <w:num w:numId="13">
-    <w:abstractNumId w:val="21"/>
+    <w:abstractNumId w:val="22"/>
   </w:num>
   <w:num w:numId="14">
-    <w:abstractNumId w:val="22"/>
+    <w:abstractNumId w:val="23"/>
   </w:num>
   <w:num w:numId="15">
-    <w:abstractNumId w:val="27"/>
+    <w:abstractNumId w:val="28"/>
   </w:num>
   <w:num w:numId="16">
     <w:abstractNumId w:val="10"/>
   </w:num>
   <w:num w:numId="17">
-    <w:abstractNumId w:val="25"/>
+    <w:abstractNumId w:val="26"/>
   </w:num>
   <w:num w:numId="18">
-    <w:abstractNumId w:val="28"/>
+    <w:abstractNumId w:val="29"/>
   </w:num>
   <w:num w:numId="19">
-    <w:abstractNumId w:val="16"/>
+    <w:abstractNumId w:val="17"/>
   </w:num>
   <w:num w:numId="20">
-    <w:abstractNumId w:val="20"/>
+    <w:abstractNumId w:val="21"/>
   </w:num>
   <w:num w:numId="21">
     <w:abstractNumId w:val="6"/>
@@ -3613,10 +3919,10 @@
     <w:abstractNumId w:val="12"/>
   </w:num>
   <w:num w:numId="23">
-    <w:abstractNumId w:val="30"/>
+    <w:abstractNumId w:val="31"/>
   </w:num>
   <w:num w:numId="24">
-    <w:abstractNumId w:val="19"/>
+    <w:abstractNumId w:val="20"/>
   </w:num>
   <w:num w:numId="25">
     <w:abstractNumId w:val="13"/>
@@ -3638,6 +3944,9 @@
   </w:num>
   <w:num w:numId="31">
     <w:abstractNumId w:val="11"/>
+  </w:num>
+  <w:num w:numId="32">
+    <w:abstractNumId w:val="16"/>
   </w:num>
 </w:numbering>
 </file>
